--- a/L41_P1_Teacher_Packet.docx
+++ b/L41_P1_Teacher_Packet.docx
@@ -484,7 +484,7 @@
         <w:rPr>
           <w:sz w:val="22"/>
         </w:rPr>
-        <w:t>The two rectangles shown both have an area of 144 square units (72 Ã— 2 and 24 Ã— 6). (A) Sketch as many other rectangles as you can that have the same area. Organize and record your data for the lengths and widths of the rectangles. (B) Use Structure: Considering rectangles with an area of 144 square units, what happens to the width of the rectangle as the length increases? (C) Examine at least five other pairs of rectangles, each pair sharing the same area. How would you describe the relationship between the lengths and widths?</w:t>
+        <w:t>The two rectangles shown both have an area of 144 square units (72 × 2 and 24 × 6). (A) Sketch as many other rectangles as you can that have the same area. Organize and record your data for the lengths and widths of the rectangles. (B) Use Structure: Considering rectangles with an area of 144 square units, what happens to the width of the rectangle as the length increases? (C) Examine at least five other pairs of rectangles, each pair sharing the same area. How would you describe the relationship between the lengths and widths?</w:t>
       </w:r>
     </w:p>
     <w:p>
